--- a/bewerbung-studio/public/templates/Zeitgenoessisch_Lebenslauf_Muster.docx
+++ b/bewerbung-studio/public/templates/Zeitgenoessisch_Lebenslauf_Muster.docx
@@ -694,7 +694,7 @@
               <w:keepNext/>
               <w:keepLines/>
               <w:tabs>
-                <w:tab w:pos="6749" w:val="left"/>
+                <w:tab w:pos="6749" w:val="right"/>
               </w:tabs>
               <w:ind w:left="260" w:right="260"/>
             </w:pPr>
@@ -722,7 +722,7 @@
               <w:keepNext/>
               <w:keepLines/>
               <w:tabs>
-                <w:tab w:pos="6749" w:val="left"/>
+                <w:tab w:pos="6749" w:val="right"/>
               </w:tabs>
               <w:ind w:left="260" w:right="260"/>
             </w:pPr>
@@ -805,7 +805,7 @@
               <w:keepNext/>
               <w:keepLines/>
               <w:tabs>
-                <w:tab w:pos="6749" w:val="left"/>
+                <w:tab w:pos="6749" w:val="right"/>
               </w:tabs>
               <w:ind w:left="260" w:right="260"/>
             </w:pPr>
@@ -833,7 +833,7 @@
               <w:keepNext/>
               <w:keepLines/>
               <w:tabs>
-                <w:tab w:pos="6749" w:val="left"/>
+                <w:tab w:pos="6749" w:val="right"/>
               </w:tabs>
               <w:ind w:left="260" w:right="260"/>
             </w:pPr>
@@ -916,7 +916,7 @@
               <w:keepNext/>
               <w:keepLines/>
               <w:tabs>
-                <w:tab w:pos="6749" w:val="left"/>
+                <w:tab w:pos="6749" w:val="right"/>
               </w:tabs>
               <w:ind w:left="260" w:right="260"/>
             </w:pPr>
@@ -944,7 +944,7 @@
               <w:keepNext/>
               <w:keepLines/>
               <w:tabs>
-                <w:tab w:pos="6749" w:val="left"/>
+                <w:tab w:pos="6749" w:val="right"/>
               </w:tabs>
               <w:ind w:left="260" w:right="260"/>
             </w:pPr>
@@ -1027,7 +1027,7 @@
               <w:keepNext/>
               <w:keepLines/>
               <w:tabs>
-                <w:tab w:pos="6749" w:val="left"/>
+                <w:tab w:pos="6749" w:val="right"/>
               </w:tabs>
               <w:ind w:left="260" w:right="260"/>
             </w:pPr>
@@ -1055,7 +1055,7 @@
               <w:keepNext/>
               <w:keepLines/>
               <w:tabs>
-                <w:tab w:pos="6749" w:val="left"/>
+                <w:tab w:pos="6749" w:val="right"/>
               </w:tabs>
               <w:ind w:left="260" w:right="260"/>
             </w:pPr>
@@ -1138,7 +1138,7 @@
               <w:keepNext/>
               <w:keepLines/>
               <w:tabs>
-                <w:tab w:pos="6749" w:val="left"/>
+                <w:tab w:pos="6749" w:val="right"/>
               </w:tabs>
               <w:ind w:left="260" w:right="260"/>
             </w:pPr>
@@ -1166,7 +1166,7 @@
               <w:keepNext/>
               <w:keepLines/>
               <w:tabs>
-                <w:tab w:pos="6749" w:val="left"/>
+                <w:tab w:pos="6749" w:val="right"/>
               </w:tabs>
               <w:ind w:left="260" w:right="260"/>
             </w:pPr>
@@ -1249,7 +1249,7 @@
               <w:keepNext/>
               <w:keepLines/>
               <w:tabs>
-                <w:tab w:pos="6749" w:val="left"/>
+                <w:tab w:pos="6749" w:val="right"/>
               </w:tabs>
               <w:ind w:left="260" w:right="260"/>
             </w:pPr>
@@ -1277,7 +1277,7 @@
               <w:keepNext/>
               <w:keepLines/>
               <w:tabs>
-                <w:tab w:pos="6749" w:val="left"/>
+                <w:tab w:pos="6749" w:val="right"/>
               </w:tabs>
               <w:ind w:left="260" w:right="260"/>
             </w:pPr>
@@ -1374,7 +1374,7 @@
               <w:keepNext/>
               <w:keepLines/>
               <w:tabs>
-                <w:tab w:pos="6749" w:val="left"/>
+                <w:tab w:pos="6749" w:val="right"/>
               </w:tabs>
               <w:ind w:left="260" w:right="260"/>
             </w:pPr>
@@ -1402,7 +1402,7 @@
               <w:keepNext/>
               <w:keepLines/>
               <w:tabs>
-                <w:tab w:pos="6749" w:val="left"/>
+                <w:tab w:pos="6749" w:val="right"/>
               </w:tabs>
               <w:ind w:left="260" w:right="260"/>
             </w:pPr>
@@ -1430,7 +1430,7 @@
               <w:keepNext/>
               <w:keepLines/>
               <w:tabs>
-                <w:tab w:pos="6749" w:val="left"/>
+                <w:tab w:pos="6749" w:val="right"/>
               </w:tabs>
               <w:ind w:left="260" w:right="260"/>
             </w:pPr>
@@ -1458,7 +1458,7 @@
               <w:keepNext/>
               <w:keepLines/>
               <w:tabs>
-                <w:tab w:pos="6749" w:val="left"/>
+                <w:tab w:pos="6749" w:val="right"/>
               </w:tabs>
               <w:ind w:left="260" w:right="260"/>
             </w:pPr>
@@ -1486,7 +1486,7 @@
               <w:keepNext/>
               <w:keepLines/>
               <w:tabs>
-                <w:tab w:pos="6749" w:val="left"/>
+                <w:tab w:pos="6749" w:val="right"/>
               </w:tabs>
               <w:ind w:left="260" w:right="260"/>
             </w:pPr>
@@ -1514,7 +1514,7 @@
               <w:keepNext/>
               <w:keepLines/>
               <w:tabs>
-                <w:tab w:pos="6749" w:val="left"/>
+                <w:tab w:pos="6749" w:val="right"/>
               </w:tabs>
               <w:ind w:left="260" w:right="260"/>
             </w:pPr>
